--- a/Week5/DBFiles/Workshop 5 -- SQL Online Music Store.docx
+++ b/Week5/DBFiles/Workshop 5 -- SQL Online Music Store.docx
@@ -312,7 +312,7 @@
           <w:szCs w:val="24"/>
           <w:rtl w:val="0"/>
         </w:rPr>
-        <w:t xml:space="preserve">WHERE Artists.artist_id = Songs.artist_id AND Songs.popularity_score &gt; 90 AND Artists.artist_name LIKE ‘The%’;</w:t>
+        <w:t xml:space="preserve">WHERE Artists.artist_id = Songs.artist_id AND Songs.popularity_score &gt; 90 AND Songs.duration_seconds &lt; 240 AND Artists.artist_name LIKE ‘The%’;</w:t>
         <w:br w:type="textWrapping"/>
         <w:br w:type="textWrapping"/>
       </w:r>
@@ -324,7 +324,7 @@
         </w:rPr>
         <w:drawing>
           <wp:inline distB="114300" distT="114300" distL="114300" distR="114300">
-            <wp:extent cx="5943600" cy="698500"/>
+            <wp:extent cx="5943600" cy="749300"/>
             <wp:effectExtent b="0" l="0" r="0" t="0"/>
             <wp:docPr id="1" name="image1.png"/>
             <a:graphic>
@@ -344,7 +344,7 @@
                   <pic:spPr>
                     <a:xfrm>
                       <a:off x="0" y="0"/>
-                      <a:ext cx="5943600" cy="698500"/>
+                      <a:ext cx="5943600" cy="749300"/>
                     </a:xfrm>
                     <a:prstGeom prst="rect"/>
                     <a:ln/>
